--- a/实现说明.docx
+++ b/实现说明.docx
@@ -2281,6 +2281,157 @@
           <w:rFonts w:hint="eastAsia"/>
         </w:rPr>
         <w:t xml:space="preserve">  - Enter/Esc 提示改到按钮内部下方，不再在按钮外显示</w:t>
+      </w:r>
+    </w:p>
+    <w:p>
+      <w:pPr>
+        <w:rPr>
+          <w:rFonts w:hint="eastAsia"/>
+        </w:rPr>
+      </w:pPr>
+    </w:p>
+    <w:p>
+      <w:pPr>
+        <w:rPr>
+          <w:rFonts w:hint="eastAsia"/>
+        </w:rPr>
+      </w:pPr>
+    </w:p>
+    <w:p>
+      <w:pPr>
+        <w:rPr>
+          <w:rFonts w:hint="eastAsia"/>
+        </w:rPr>
+      </w:pPr>
+      <w:r>
+        <w:rPr>
+          <w:rFonts w:hint="eastAsia"/>
+        </w:rPr>
+        <w:t xml:space="preserve"> 1. 截图识字 — 拼音/翻译改为 Tab 页 (internal/ui/recognize.go)</w:t>
+      </w:r>
+    </w:p>
+    <w:p>
+      <w:pPr>
+        <w:rPr>
+          <w:rFonts w:hint="eastAsia"/>
+        </w:rPr>
+      </w:pPr>
+      <w:r>
+        <w:rPr>
+          <w:rFonts w:hint="eastAsia"/>
+        </w:rPr>
+        <w:t xml:space="preserve">  - 窗口上半部分保留"识别文字"多行文本框和"复制文字"按钮</w:t>
+      </w:r>
+    </w:p>
+    <w:p>
+      <w:pPr>
+        <w:rPr>
+          <w:rFonts w:hint="eastAsia"/>
+        </w:rPr>
+      </w:pPr>
+      <w:r>
+        <w:rPr>
+          <w:rFonts w:hint="eastAsia"/>
+        </w:rPr>
+        <w:t xml:space="preserve">  - 下半部分用 container.NewAppTabs 分两个 Tab：</w:t>
+      </w:r>
+    </w:p>
+    <w:p>
+      <w:pPr>
+        <w:rPr>
+          <w:rFonts w:hint="eastAsia"/>
+        </w:rPr>
+      </w:pPr>
+      <w:r>
+        <w:rPr>
+          <w:rFonts w:hint="eastAsia"/>
+        </w:rPr>
+        <w:t xml:space="preserve">    - 拼音 Tab：顶部"转拼音"按钮 + 状态文字，内容区显示拼音，底部"复制拼音"</w:t>
+      </w:r>
+    </w:p>
+    <w:p>
+      <w:pPr>
+        <w:rPr>
+          <w:rFonts w:hint="eastAsia"/>
+        </w:rPr>
+      </w:pPr>
+      <w:r>
+        <w:rPr>
+          <w:rFonts w:hint="eastAsia"/>
+        </w:rPr>
+        <w:t xml:space="preserve">    - 英文翻译 Tab：顶部"英文翻译"按钮 + 状态文字，内容区显示译文，底部"复制翻译"</w:t>
+      </w:r>
+    </w:p>
+    <w:p>
+      <w:pPr>
+        <w:rPr>
+          <w:rFonts w:hint="eastAsia"/>
+        </w:rPr>
+      </w:pPr>
+      <w:r>
+        <w:rPr>
+          <w:rFonts w:hint="eastAsia"/>
+        </w:rPr>
+        <w:t xml:space="preserve">  - 两个 Tab 完全独立，互不影响</w:t>
+      </w:r>
+    </w:p>
+    <w:p>
+      <w:pPr>
+        <w:rPr>
+          <w:rFonts w:hint="eastAsia"/>
+        </w:rPr>
+      </w:pPr>
+    </w:p>
+    <w:p>
+      <w:pPr>
+        <w:rPr>
+          <w:rFonts w:hint="eastAsia"/>
+        </w:rPr>
+      </w:pPr>
+      <w:r>
+        <w:rPr>
+          <w:rFonts w:hint="eastAsia"/>
+        </w:rPr>
+        <w:t xml:space="preserve">  2. EXE 桌面图标 — 使用 assets/yijie.png</w:t>
+      </w:r>
+    </w:p>
+    <w:p>
+      <w:pPr>
+        <w:rPr>
+          <w:rFonts w:hint="eastAsia"/>
+        </w:rPr>
+      </w:pPr>
+      <w:r>
+        <w:rPr>
+          <w:rFonts w:hint="eastAsia"/>
+        </w:rPr>
+        <w:t xml:space="preserve">  - 用内置工具将 PNG 转为多尺寸 ICO（16/32/48/256px），输出 assets/yijie.ico</w:t>
+      </w:r>
+    </w:p>
+    <w:p>
+      <w:pPr>
+        <w:rPr>
+          <w:rFonts w:hint="eastAsia"/>
+        </w:rPr>
+      </w:pPr>
+      <w:r>
+        <w:rPr>
+          <w:rFonts w:hint="eastAsia"/>
+        </w:rPr>
+        <w:t xml:space="preserve">  - 写了 app.rc 资源脚本，用 w64devkit 自带的 windres 编译为 app_windows_amd64.syso</w:t>
+      </w:r>
+    </w:p>
+    <w:p>
+      <w:pPr>
+        <w:rPr>
+          <w:rFonts w:hint="eastAsia"/>
+        </w:rPr>
+      </w:pPr>
+      <w:r>
+        <w:rPr>
+          <w:rFonts w:hint="eastAsia"/>
+        </w:rPr>
+        <w:t xml:space="preserve">  - Go 构建时会自动链接 .syso 文件，EXE 的文件图标和任务栏图标均使用 yijie.png</w:t>
       </w:r>
       <w:bookmarkStart w:id="0" w:name="_GoBack"/>
       <w:bookmarkEnd w:id="0"/>
